--- a/press/downloads/es/Hybrid-Press-Release-es.docx
+++ b/press/downloads/es/Hybrid-Press-Release-es.docx
@@ -438,7 +438,7 @@
         </w:rPr>
         <w:t xml:space="preserve">Hybrid está disponible en el </w:t>
       </w:r>
-      <w:hyperlink w:history="1" r:id="rIde9xrgw-dzixria5gjv2uz">
+      <w:hyperlink w:history="1" r:id="rIdmibnqclvkqrwrugp1qu8c">
         <w:r>
           <w:rPr>
             <w:rFonts w:ascii="Calibri" w:cs="Calibri" w:eastAsia="Calibri" w:hAnsi="Calibri"/>
@@ -499,7 +499,7 @@
         </w:rPr>
         <w:t xml:space="preserve">. Sin suscripción, Hybrid queda como lector de documentos Markdown. La app funciona en macOS 13 (Ventura) o posterior, en Apple Silicon e Intel, y está disponible en nueve idiomas: alemán, inglés, francés, español, italiano, portugués, neerlandés, japonés y chino simplificado. Una versión para iPhone y iPad está en camino; la beta pública a través de TestFlight de Apple ya ha comenzado. Quien quiera escribir antes que nadie y dar su opinión puede participar gratis: </w:t>
       </w:r>
-      <w:hyperlink w:history="1" r:id="rIde-pes1_ftz7skmzng5uo9">
+      <w:hyperlink w:history="1" r:id="rIdamdshi4ekengf1nkyumdz">
         <w:r>
           <w:rPr>
             <w:rFonts w:ascii="Calibri" w:cs="Calibri" w:eastAsia="Calibri" w:hAnsi="Calibri"/>
@@ -596,7 +596,7 @@
         </w:rPr>
         <w:t xml:space="preserve">E-Mail: </w:t>
       </w:r>
-      <w:hyperlink w:history="1" r:id="rIdxht4gzhhxnxs4yj7jby8b">
+      <w:hyperlink w:history="1" r:id="rId_mmjkgfwnxhjwfvvouv7q">
         <w:r>
           <w:rPr>
             <w:rFonts w:ascii="Calibri" w:cs="Calibri" w:eastAsia="Calibri" w:hAnsi="Calibri"/>
@@ -622,7 +622,7 @@
         </w:rPr>
         <w:t xml:space="preserve">Web: </w:t>
       </w:r>
-      <w:hyperlink w:history="1" r:id="rIdk5wcypcu8lgg-moscfdw4">
+      <w:hyperlink w:history="1" r:id="rIdsj8da-ltru9plpy_lt27k">
         <w:r>
           <w:rPr>
             <w:rFonts w:ascii="Calibri" w:cs="Calibri" w:eastAsia="Calibri" w:hAnsi="Calibri"/>
@@ -632,6 +632,32 @@
             <w:u w:val="single"/>
           </w:rPr>
           <w:t xml:space="preserve">hybrid-editor.com</w:t>
+        </w:r>
+      </w:hyperlink>
+    </w:p>
+    <w:p>
+      <w:pPr>
+        <w:spacing w:after="200" w:line="276"/>
+      </w:pPr>
+      <w:r>
+        <w:rPr>
+          <w:rFonts w:ascii="Calibri" w:cs="Calibri" w:eastAsia="Calibri" w:hAnsi="Calibri"/>
+          <w:color w:val="292423"/>
+          <w:sz w:val="22"/>
+          <w:szCs w:val="22"/>
+        </w:rPr>
+        <w:t xml:space="preserve">En el sitio web están disponibles para descarga capturas de pantalla en alta resolución (calidad de imprenta) y optimizadas para web: </w:t>
+      </w:r>
+      <w:hyperlink w:history="1" r:id="rIdab2bpogmqzpe1k-imewbo">
+        <w:r>
+          <w:rPr>
+            <w:rFonts w:ascii="Calibri" w:cs="Calibri" w:eastAsia="Calibri" w:hAnsi="Calibri"/>
+            <w:color w:val="B45208"/>
+            <w:sz w:val="22"/>
+            <w:szCs w:val="22"/>
+            <w:u w:val="single"/>
+          </w:rPr>
+          <w:t xml:space="preserve">hybrid-editor.com/es/press/hybrid-1-0/</w:t>
         </w:r>
       </w:hyperlink>
     </w:p>
